--- a/.claude/skills/job-application-tailor/templates/cv_template_fr.docx
+++ b/.claude/skills/job-application-tailor/templates/cv_template_fr.docx
@@ -18,7 +18,7 @@
     </w:p>
     <w:p>
       <w:pPr>
-        <w:pStyle w:val="TaglineStyle"/>
+        <w:pStyle w:val="TitleStyle"/>
       </w:pPr>
       <w:r>
         <w:t>{{title}}</w:t>
@@ -56,6 +56,26 @@
       </w:pPr>
       <w:r>
         <w:t>{{r contact_rich}}</w:t>
+      </w:r>
+    </w:p>
+    <w:p>
+      <w:pPr/>
+      <w:r>
+        <w:t>{%p if contact_rich_line2 %}</w:t>
+      </w:r>
+    </w:p>
+    <w:p>
+      <w:pPr>
+        <w:pStyle w:val="ContactStyle"/>
+      </w:pPr>
+      <w:r>
+        <w:t>{{r contact_rich_line2}}</w:t>
+      </w:r>
+    </w:p>
+    <w:p>
+      <w:pPr/>
+      <w:r>
+        <w:t>{%p endif %}</w:t>
       </w:r>
     </w:p>
     <w:p>
@@ -131,21 +151,21 @@
         <w:pStyle w:val="RoleStyle"/>
       </w:pPr>
       <w:r>
-        <w:t>{{role.company_role_line}}</w:t>
+        <w:t>{{role.role_line}}</w:t>
       </w:r>
     </w:p>
     <w:p>
       <w:pPr/>
       <w:r>
-        <w:t>{%p if role.date_line %}</w:t>
+        <w:t>{%p if role.metadata_line %}</w:t>
       </w:r>
     </w:p>
     <w:p>
       <w:pPr>
-        <w:pStyle w:val="SubtleStyle"/>
+        <w:pStyle w:val="MetaStyle"/>
       </w:pPr>
       <w:r>
-        <w:t>{{role.date_line}}</w:t>
+        <w:t>{{role.metadata_line}}</w:t>
       </w:r>
     </w:p>
     <w:p>
@@ -12315,6 +12335,7 @@
     <w:basedOn w:val="Normal"/>
     <w:pPr>
       <w:spacing w:before="0" w:after="40"/>
+      <w:jc w:val="center"/>
     </w:pPr>
     <w:rPr>
       <w:rFonts w:ascii="Calibri" w:hAnsi="Calibri" w:eastAsia="Calibri" w:cs="Calibri"/>
@@ -12323,58 +12344,89 @@
       <w:sz w:val="38"/>
     </w:rPr>
   </w:style>
-  <w:style w:type="paragraph" w:customStyle="1" w:styleId="TaglineStyle">
-    <w:name w:val="TaglineStyle"/>
+  <w:style w:type="paragraph" w:customStyle="1" w:styleId="TitleStyle">
+    <w:name w:val="TitleStyle"/>
     <w:basedOn w:val="Normal"/>
     <w:pPr>
       <w:spacing w:before="0" w:after="40"/>
-    </w:pPr>
-    <w:rPr>
-      <w:rFonts w:ascii="Calibri" w:hAnsi="Calibri" w:eastAsia="Calibri" w:cs="Calibri"/>
-      <w:b/>
-      <w:color w:val="444444"/>
-      <w:sz w:val="23"/>
-    </w:rPr>
-  </w:style>
-  <w:style w:type="paragraph" w:customStyle="1" w:styleId="ContactStyle">
-    <w:name w:val="ContactStyle"/>
-    <w:basedOn w:val="Normal"/>
-    <w:pPr>
-      <w:spacing w:before="0" w:after="120"/>
-    </w:pPr>
-    <w:rPr>
-      <w:rFonts w:ascii="Calibri" w:hAnsi="Calibri" w:eastAsia="Calibri" w:cs="Calibri"/>
-      <w:color w:val="606060"/>
-      <w:sz w:val="20"/>
-    </w:rPr>
-  </w:style>
-  <w:style w:type="paragraph" w:customStyle="1" w:styleId="SectionStyle">
-    <w:name w:val="SectionStyle"/>
-    <w:basedOn w:val="Normal"/>
-    <w:pPr>
-      <w:spacing w:before="200" w:after="80"/>
-      <w:pBdr>
-        <w:bottom w:val="single" w:sz="4" w:color="1F4E79" w:space="1"/>
-      </w:pBdr>
+      <w:jc w:val="center"/>
     </w:pPr>
     <w:rPr>
       <w:rFonts w:ascii="Calibri" w:hAnsi="Calibri" w:eastAsia="Calibri" w:cs="Calibri"/>
       <w:b/>
       <w:color w:val="1F4E79"/>
-      <w:sz w:val="24"/>
+      <w:sz w:val="32"/>
+    </w:rPr>
+  </w:style>
+  <w:style w:type="paragraph" w:customStyle="1" w:styleId="TaglineStyle">
+    <w:name w:val="TaglineStyle"/>
+    <w:basedOn w:val="Normal"/>
+    <w:pPr>
+      <w:spacing w:before="0" w:after="80"/>
+      <w:jc w:val="center"/>
+    </w:pPr>
+    <w:rPr>
+      <w:rFonts w:ascii="Calibri" w:hAnsi="Calibri" w:eastAsia="Calibri" w:cs="Calibri"/>
+      <w:i/>
+      <w:color w:val="606060"/>
+      <w:sz w:val="21"/>
+    </w:rPr>
+  </w:style>
+  <w:style w:type="paragraph" w:customStyle="1" w:styleId="ContactStyle">
+    <w:name w:val="ContactStyle"/>
+    <w:basedOn w:val="Normal"/>
+    <w:pPr>
+      <w:spacing w:before="0" w:after="40"/>
+      <w:jc w:val="center"/>
+    </w:pPr>
+    <w:rPr>
+      <w:rFonts w:ascii="Calibri" w:hAnsi="Calibri" w:eastAsia="Calibri" w:cs="Calibri"/>
+      <w:color w:val="444444"/>
+      <w:sz w:val="22"/>
+    </w:rPr>
+  </w:style>
+  <w:style w:type="paragraph" w:customStyle="1" w:styleId="SectionStyle">
+    <w:name w:val="SectionStyle"/>
+    <w:basedOn w:val="Normal"/>
+    <w:pPr>
+      <w:spacing w:before="240" w:after="80"/>
+      <w:pBdr>
+        <w:bottom w:val="single" w:sz="4" w:color="1F4E79" w:space="1"/>
+      </w:pBdr>
+    </w:pPr>
+    <w:rPr>
+      <w:rFonts w:ascii="Calibri" w:hAnsi="Calibri" w:eastAsia="Calibri" w:cs="Calibri"/>
+      <w:b/>
+      <w:color w:val="1F4E79"/>
+      <w:sz w:val="28"/>
     </w:rPr>
   </w:style>
   <w:style w:type="paragraph" w:customStyle="1" w:styleId="RoleStyle">
     <w:name w:val="RoleStyle"/>
     <w:basedOn w:val="Normal"/>
     <w:pPr>
-      <w:spacing w:before="120" w:after="0"/>
+      <w:spacing w:before="160" w:after="0"/>
+      <w:keepNext/>
     </w:pPr>
     <w:rPr>
       <w:rFonts w:ascii="Calibri" w:hAnsi="Calibri" w:eastAsia="Calibri" w:cs="Calibri"/>
       <w:b/>
       <w:color w:val="000000"/>
       <w:sz w:val="22"/>
+    </w:rPr>
+  </w:style>
+  <w:style w:type="paragraph" w:customStyle="1" w:styleId="MetaStyle">
+    <w:name w:val="MetaStyle"/>
+    <w:basedOn w:val="Normal"/>
+    <w:pPr>
+      <w:spacing w:before="0" w:after="60"/>
+      <w:keepNext/>
+    </w:pPr>
+    <w:rPr>
+      <w:rFonts w:ascii="Calibri" w:hAnsi="Calibri" w:eastAsia="Calibri" w:cs="Calibri"/>
+      <w:i/>
+      <w:color w:val="606060"/>
+      <w:sz w:val="20"/>
     </w:rPr>
   </w:style>
   <w:style w:type="paragraph" w:customStyle="1" w:styleId="SubtleStyle">

--- a/.claude/skills/job-application-tailor/templates/cv_template_fr.docx
+++ b/.claude/skills/job-application-tailor/templates/cv_template_fr.docx
@@ -198,6 +198,86 @@
       <w:pPr/>
       <w:r>
         <w:t>{%p endfor %}</w:t>
+      </w:r>
+    </w:p>
+    <w:p>
+      <w:pPr/>
+      <w:r>
+        <w:t>{%p if projects %}</w:t>
+      </w:r>
+    </w:p>
+    <w:p>
+      <w:pPr>
+        <w:pStyle w:val="SectionStyle"/>
+      </w:pPr>
+      <w:r>
+        <w:t>Projets personnels</w:t>
+      </w:r>
+    </w:p>
+    <w:p>
+      <w:pPr/>
+      <w:r>
+        <w:t>{%p for project in projects %}</w:t>
+      </w:r>
+    </w:p>
+    <w:p>
+      <w:pPr>
+        <w:pStyle w:val="RoleStyle"/>
+      </w:pPr>
+      <w:r>
+        <w:t>{{project.name}}</w:t>
+      </w:r>
+    </w:p>
+    <w:p>
+      <w:pPr/>
+      <w:r>
+        <w:t>{%p if project.metadata_line %}</w:t>
+      </w:r>
+    </w:p>
+    <w:p>
+      <w:pPr>
+        <w:pStyle w:val="MetaStyle"/>
+      </w:pPr>
+      <w:r>
+        <w:t>{{project.metadata_line}}</w:t>
+      </w:r>
+    </w:p>
+    <w:p>
+      <w:pPr/>
+      <w:r>
+        <w:t>{%p endif %}</w:t>
+      </w:r>
+    </w:p>
+    <w:p>
+      <w:pPr/>
+      <w:r>
+        <w:t>{%p for bullet in project.bullets %}</w:t>
+      </w:r>
+    </w:p>
+    <w:p>
+      <w:pPr>
+        <w:pStyle w:val="BulletStyle"/>
+      </w:pPr>
+      <w:r>
+        <w:t>• {{bullet}}</w:t>
+      </w:r>
+    </w:p>
+    <w:p>
+      <w:pPr/>
+      <w:r>
+        <w:t>{%p endfor %}</w:t>
+      </w:r>
+    </w:p>
+    <w:p>
+      <w:pPr/>
+      <w:r>
+        <w:t>{%p endfor %}</w:t>
+      </w:r>
+    </w:p>
+    <w:p>
+      <w:pPr/>
+      <w:r>
+        <w:t>{%p endif %}</w:t>
       </w:r>
     </w:p>
     <w:p>
